--- a/教学设计模板.docx
+++ b/教学设计模板.docx
@@ -456,7 +456,7 @@
               <w:rPr>
                 <w:rFonts w:hint="eastAsia"/>
               </w:rPr>
-              <w:t xml:space="preserve">局域网，教师电脑为服务器；有无公网（决定</w:t>
+              <w:t xml:space="preserve">局域网，教师电脑为服务器；有无公网或局域网模型（决定</w:t>
             </w:r>
             <w:r>
               <w:t xml:space="preserve"> AI </w:t>
@@ -465,7 +465,25 @@
               <w:rPr>
                 <w:rFonts w:hint="eastAsia"/>
               </w:rPr>
-              <w:t xml:space="preserve">点评等联网组件是否可用）</w:t>
+              <w:t xml:space="preserve">助手、AI</w:t>
+            </w:r>
+            <w:r>
+              <w:t xml:space="preserve"> </w:t>
+            </w:r>
+            <w:r>
+              <w:rPr>
+                <w:rFonts w:hint="eastAsia"/>
+              </w:rPr>
+              <w:t xml:space="preserve">点评这类用</w:t>
+            </w:r>
+            <w:r>
+              <w:t xml:space="preserve"> AI </w:t>
+            </w:r>
+            <w:r>
+              <w:rPr>
+                <w:rFonts w:hint="eastAsia"/>
+              </w:rPr>
+              <w:t xml:space="preserve">的段能否用）</w:t>
             </w:r>
           </w:p>
         </w:tc>
@@ -3707,6 +3725,141 @@
               <w:rPr>
                 <w:rFonts w:hint="eastAsia"/>
               </w:rPr>
+              <w:t xml:space="preserve">学生卡住了能问</w:t>
+            </w:r>
+            <w:r>
+              <w:t xml:space="preserve"> AI </w:t>
+            </w:r>
+            <w:r>
+              <w:rPr>
+                <w:rFonts w:hint="eastAsia"/>
+              </w:rPr>
+              <w:t xml:space="preserve">要提示（只给提示不给答案）/</w:t>
+            </w:r>
+            <w:r>
+              <w:t xml:space="preserve"> </w:t>
+            </w:r>
+            <w:r>
+              <w:rPr>
+                <w:rFonts w:hint="eastAsia"/>
+              </w:rPr>
+              <w:t xml:space="preserve">看谁求助多还没做出来</w:t>
+            </w:r>
+          </w:p>
+        </w:tc>
+        <w:tc>
+          <w:tcPr/>
+          <w:p>
+            <w:pPr>
+              <w:pStyle w:val="Compact"/>
+            </w:pPr>
+            <w:r>
+              <w:rPr>
+                <w:rStyle w:val="VerbatimChar"/>
+              </w:rPr>
+              <w:t xml:space="preserve">coach</w:t>
+            </w:r>
+            <w:r>
+              <w:rPr>
+                <w:rFonts w:hint="eastAsia"/>
+              </w:rPr>
+              <w:t xml:space="preserve">（AI</w:t>
+            </w:r>
+            <w:r>
+              <w:t xml:space="preserve"> </w:t>
+            </w:r>
+            <w:r>
+              <w:rPr>
+                <w:rFonts w:hint="eastAsia"/>
+              </w:rPr>
+              <w:t xml:space="preserve">助手）：</w:t>
+            </w:r>
+            <w:r>
+              <w:rPr>
+                <w:rStyle w:val="VerbatimChar"/>
+              </w:rPr>
+              <w:t xml:space="preserve">components</w:t>
+            </w:r>
+            <w:r>
+              <w:t xml:space="preserve"> </w:t>
+            </w:r>
+            <w:r>
+              <w:rPr>
+                <w:rFonts w:hint="eastAsia"/>
+              </w:rPr>
+              <w:t xml:space="preserve">加</w:t>
+            </w:r>
+            <w:r>
+              <w:t xml:space="preserve"> </w:t>
+            </w:r>
+            <w:r>
+              <w:rPr>
+                <w:rStyle w:val="VerbatimChar"/>
+              </w:rPr>
+              <w:t xml:space="preserve">'coach'</w:t>
+            </w:r>
+            <w:r>
+              <w:rPr>
+                <w:rFonts w:hint="eastAsia"/>
+              </w:rPr>
+              <w:t xml:space="preserve">，要开的段在</w:t>
+            </w:r>
+            <w:r>
+              <w:t xml:space="preserve"> </w:t>
+            </w:r>
+            <w:r>
+              <w:rPr>
+                <w:rStyle w:val="VerbatimChar"/>
+              </w:rPr>
+              <w:t xml:space="preserve">stage.config.js</w:t>
+            </w:r>
+            <w:r>
+              <w:t xml:space="preserve"> </w:t>
+            </w:r>
+            <w:r>
+              <w:rPr>
+                <w:rFonts w:hint="eastAsia"/>
+              </w:rPr>
+              <w:t xml:space="preserve">顶层写</w:t>
+            </w:r>
+            <w:r>
+              <w:t xml:space="preserve"> </w:t>
+            </w:r>
+            <w:r>
+              <w:rPr>
+                <w:rStyle w:val="VerbatimChar"/>
+              </w:rPr>
+              <w:t xml:space="preserve">coach: true</w:t>
+            </w:r>
+            <w:r>
+              <w:rPr>
+                <w:rFonts w:hint="eastAsia"/>
+              </w:rPr>
+              <w:t xml:space="preserve">；管理台”设置”页要填</w:t>
+            </w:r>
+            <w:r>
+              <w:t xml:space="preserve"> AI </w:t>
+            </w:r>
+            <w:r>
+              <w:rPr>
+                <w:rFonts w:hint="eastAsia"/>
+              </w:rPr>
+              <w:t xml:space="preserve">接口（局域网里的模型服务也行）</w:t>
+            </w:r>
+          </w:p>
+        </w:tc>
+      </w:tr>
+      <w:tr>
+        <w:tc>
+          <w:tcPr/>
+          <w:p>
+            <w:pPr>
+              <w:pStyle w:val="Compact"/>
+            </w:pPr>
+            <w:r>
+              <w:rPr>
+                <w:rFonts w:hint="eastAsia"/>
+              </w:rPr>
               <w:t xml:space="preserve">给每人一句</w:t>
             </w:r>
             <w:r>
@@ -3716,7 +3869,36 @@
               <w:rPr>
                 <w:rFonts w:hint="eastAsia"/>
               </w:rPr>
-              <w:t xml:space="preserve">点评（需联网与</w:t>
+              <w:t xml:space="preserve">点评</w:t>
+            </w:r>
+          </w:p>
+        </w:tc>
+        <w:tc>
+          <w:tcPr/>
+          <w:p>
+            <w:pPr>
+              <w:pStyle w:val="Compact"/>
+            </w:pPr>
+            <w:r>
+              <w:rPr>
+                <w:rFonts w:hint="eastAsia"/>
+              </w:rPr>
+              <w:t xml:space="preserve">做成自写段，服务端调平台统一的</w:t>
+            </w:r>
+            <w:r>
+              <w:t xml:space="preserve"> AI </w:t>
+            </w:r>
+            <w:r>
+              <w:rPr>
+                <w:rFonts w:hint="eastAsia"/>
+              </w:rPr>
+              <w:t xml:space="preserve">接口（</w:t>
+            </w:r>
+            <w:r>
+              <w:rPr>
+                <w:rStyle w:val="VerbatimChar"/>
+              </w:rPr>
+              <w:t xml:space="preserve">docs/02</w:t>
             </w:r>
             <w:r>
               <w:t xml:space="preserve"> </w:t>
@@ -3725,21 +3907,34 @@
               <w:rPr>
                 <w:rFonts w:hint="eastAsia"/>
               </w:rPr>
-              <w:t xml:space="preserve">key）</w:t>
-            </w:r>
-          </w:p>
-        </w:tc>
-        <w:tc>
-          <w:tcPr/>
-          <w:p>
-            <w:pPr>
-              <w:pStyle w:val="Compact"/>
-            </w:pPr>
-            <w:r>
-              <w:rPr>
-                <w:rFonts w:hint="eastAsia"/>
-              </w:rPr>
-              <w:t xml:space="preserve">底座不内置；记为”后续定制”（教室通常没有外网）</w:t>
+              <w:t xml:space="preserve">§三”调</w:t>
+            </w:r>
+            <w:r>
+              <w:t xml:space="preserve"> </w:t>
+            </w:r>
+            <w:r>
+              <w:rPr>
+                <w:rFonts w:hint="eastAsia"/>
+              </w:rPr>
+              <w:t xml:space="preserve">AI”）；管理台”设置”页填好</w:t>
+            </w:r>
+            <w:r>
+              <w:t xml:space="preserve"> AI </w:t>
+            </w:r>
+            <w:r>
+              <w:rPr>
+                <w:rFonts w:hint="eastAsia"/>
+              </w:rPr>
+              <w:t xml:space="preserve">接口（可填局域网模型）；没配</w:t>
+            </w:r>
+            <w:r>
+              <w:t xml:space="preserve"> AI </w:t>
+            </w:r>
+            <w:r>
+              <w:rPr>
+                <w:rFonts w:hint="eastAsia"/>
+              </w:rPr>
+              <w:t xml:space="preserve">时这段要能照常上</w:t>
             </w:r>
           </w:p>
         </w:tc>
